--- a/Proof Reading and Review/LARA Bonecas Russas - Errata_v4 (161-190).docx
+++ b/Proof Reading and Review/LARA Bonecas Russas - Errata_v4 (161-190).docx
@@ -475,8 +475,15 @@
             <w:pPr>
               <w:rPr>
                 <w:rFonts w:ascii="Times" w:eastAsia="Times" w:hAnsi="Times" w:cs="Times"/>
-              </w:rPr>
-            </w:pPr>
+                <w:color w:val="FF0000"/>
+              </w:rPr>
+            </w:pPr>
+            <w:r>
+              <w:rPr>
+                <w:rFonts w:ascii="Times" w:eastAsia="Times" w:hAnsi="Times" w:cs="Times"/>
+              </w:rPr>
+              <w:t>Should not be a sub pp, please add diminuendo from mf</w:t>
+            </w:r>
           </w:p>
         </w:tc>
       </w:tr>
@@ -552,9 +559,14 @@
             <w:pPr>
               <w:rPr>
                 <w:rFonts w:ascii="Times" w:eastAsia="Times" w:hAnsi="Times" w:cs="Times"/>
-                <w:color w:val="FF0000"/>
-              </w:rPr>
-            </w:pPr>
+              </w:rPr>
+            </w:pPr>
+            <w:r>
+              <w:rPr>
+                <w:rFonts w:ascii="Times" w:eastAsia="Times" w:hAnsi="Times" w:cs="Times"/>
+              </w:rPr>
+              <w:t>Yes, just a quarter note</w:t>
+            </w:r>
           </w:p>
         </w:tc>
       </w:tr>
@@ -658,6 +670,40 @@
                 <w:rFonts w:ascii="Times" w:eastAsia="Times" w:hAnsi="Times" w:cs="Times"/>
               </w:rPr>
             </w:pPr>
+            <w:r>
+              <w:rPr>
+                <w:rFonts w:ascii="Times" w:eastAsia="Times" w:hAnsi="Times" w:cs="Times"/>
+              </w:rPr>
+              <w:t xml:space="preserve">Just double </w:t>
+            </w:r>
+            <w:proofErr w:type="spellStart"/>
+            <w:r>
+              <w:rPr>
+                <w:rFonts w:ascii="Times" w:eastAsia="Times" w:hAnsi="Times" w:cs="Times"/>
+              </w:rPr>
+              <w:t>barline</w:t>
+            </w:r>
+            <w:proofErr w:type="spellEnd"/>
+            <w:r>
+              <w:rPr>
+                <w:rFonts w:ascii="Times" w:eastAsia="Times" w:hAnsi="Times" w:cs="Times"/>
+              </w:rPr>
+              <w:t xml:space="preserve"> used in repeats; for rest of the piece just use double </w:t>
+            </w:r>
+            <w:proofErr w:type="spellStart"/>
+            <w:r>
+              <w:rPr>
+                <w:rFonts w:ascii="Times" w:eastAsia="Times" w:hAnsi="Times" w:cs="Times"/>
+              </w:rPr>
+              <w:t>barlines</w:t>
+            </w:r>
+            <w:proofErr w:type="spellEnd"/>
+            <w:r>
+              <w:rPr>
+                <w:rFonts w:ascii="Times" w:eastAsia="Times" w:hAnsi="Times" w:cs="Times"/>
+              </w:rPr>
+              <w:t xml:space="preserve"> as manuscripts</w:t>
+            </w:r>
           </w:p>
         </w:tc>
       </w:tr>
@@ -749,6 +795,12 @@
                 <w:rFonts w:ascii="Times" w:eastAsia="Times" w:hAnsi="Times" w:cs="Times"/>
               </w:rPr>
             </w:pPr>
+            <w:r>
+              <w:rPr>
+                <w:rFonts w:ascii="Times" w:eastAsia="Times" w:hAnsi="Times" w:cs="Times"/>
+              </w:rPr>
+              <w:t>Yes</w:t>
+            </w:r>
           </w:p>
         </w:tc>
       </w:tr>
@@ -847,14 +899,12 @@
         <w:rPr>
           <w:b/>
           <w:bCs/>
-          <w:color w:val="FF0000"/>
         </w:rPr>
       </w:pPr>
       <w:r>
         <w:rPr>
           <w:b/>
           <w:bCs/>
-          <w:color w:val="FF0000"/>
         </w:rPr>
         <w:t>Lyrics Errata</w:t>
       </w:r>
@@ -950,6 +1000,12 @@
                 <w:rFonts w:ascii="Times" w:eastAsia="Times" w:hAnsi="Times" w:cs="Times"/>
               </w:rPr>
             </w:pPr>
+            <w:r>
+              <w:rPr>
+                <w:rFonts w:ascii="Times" w:eastAsia="Times" w:hAnsi="Times" w:cs="Times"/>
+              </w:rPr>
+              <w:t>Maybe not</w:t>
+            </w:r>
           </w:p>
         </w:tc>
       </w:tr>
@@ -1031,9 +1087,61 @@
             <w:pPr>
               <w:rPr>
                 <w:rFonts w:ascii="Times" w:eastAsia="Times" w:hAnsi="Times" w:cs="Times"/>
-                <w:color w:val="FF0000"/>
-              </w:rPr>
-            </w:pPr>
+              </w:rPr>
+            </w:pPr>
+            <w:r>
+              <w:rPr>
+                <w:rFonts w:ascii="Times" w:eastAsia="Times" w:hAnsi="Times" w:cs="Times"/>
+              </w:rPr>
+              <w:t xml:space="preserve">M27, </w:t>
+            </w:r>
+            <w:r>
+              <w:rPr>
+                <w:rFonts w:ascii="Times" w:eastAsia="Times" w:hAnsi="Times" w:cs="Times"/>
+              </w:rPr>
+              <w:t>Add two D1/6 flat (as before) grace notes before F# with “co-</w:t>
+            </w:r>
+            <w:proofErr w:type="spellStart"/>
+            <w:r>
+              <w:rPr>
+                <w:rFonts w:ascii="Times" w:eastAsia="Times" w:hAnsi="Times" w:cs="Times"/>
+              </w:rPr>
+              <w:t>mo</w:t>
+            </w:r>
+            <w:proofErr w:type="spellEnd"/>
+            <w:r>
+              <w:rPr>
+                <w:rFonts w:ascii="Times" w:eastAsia="Times" w:hAnsi="Times" w:cs="Times"/>
+              </w:rPr>
+              <w:t>” as text</w:t>
+            </w:r>
+          </w:p>
+          <w:p>
+            <w:pPr>
+              <w:rPr>
+                <w:rFonts w:ascii="Times" w:eastAsia="Times" w:hAnsi="Times" w:cs="Times"/>
+              </w:rPr>
+            </w:pPr>
+          </w:p>
+          <w:p>
+            <w:pPr>
+              <w:rPr>
+                <w:rFonts w:ascii="Times" w:eastAsia="Times" w:hAnsi="Times" w:cs="Times"/>
+              </w:rPr>
+            </w:pPr>
+            <w:r>
+              <w:rPr>
+                <w:rFonts w:ascii="Times" w:eastAsia="Times" w:hAnsi="Times" w:cs="Times"/>
+              </w:rPr>
+              <w:lastRenderedPageBreak/>
+              <w:t xml:space="preserve">Also delete slur </w:t>
+            </w:r>
+            <w:r>
+              <w:rPr>
+                <w:rFonts w:ascii="Times" w:eastAsia="Times" w:hAnsi="Times" w:cs="Times"/>
+              </w:rPr>
+              <w:t>on M26, as it is 2 syllables</w:t>
+            </w:r>
           </w:p>
         </w:tc>
       </w:tr>
@@ -1103,6 +1211,12 @@
                 <w:rFonts w:ascii="Times" w:eastAsia="Times" w:hAnsi="Times" w:cs="Times"/>
               </w:rPr>
             </w:pPr>
+            <w:r>
+              <w:rPr>
+                <w:rFonts w:ascii="Times" w:eastAsia="Times" w:hAnsi="Times" w:cs="Times"/>
+              </w:rPr>
+              <w:t>No</w:t>
+            </w:r>
           </w:p>
         </w:tc>
       </w:tr>
@@ -1200,6 +1314,26 @@
                 <w:rFonts w:ascii="Times" w:eastAsia="Times" w:hAnsi="Times" w:cs="Times"/>
               </w:rPr>
             </w:pPr>
+            <w:r>
+              <w:rPr>
+                <w:rFonts w:ascii="Times" w:eastAsia="Times" w:hAnsi="Times" w:cs="Times"/>
+              </w:rPr>
+              <w:t>Use, “</w:t>
+            </w:r>
+            <w:proofErr w:type="spellStart"/>
+            <w:r>
+              <w:rPr>
+                <w:rFonts w:ascii="Times" w:eastAsia="Times" w:hAnsi="Times" w:cs="Times"/>
+              </w:rPr>
+              <w:t>procura</w:t>
+            </w:r>
+            <w:proofErr w:type="spellEnd"/>
+            <w:r>
+              <w:rPr>
+                <w:rFonts w:ascii="Times" w:eastAsia="Times" w:hAnsi="Times" w:cs="Times"/>
+              </w:rPr>
+              <w:t xml:space="preserve">” and start “o” from downbeat of M50…slur from first note </w:t>
+            </w:r>
           </w:p>
         </w:tc>
       </w:tr>
@@ -1311,6 +1445,38 @@
                 <w:rFonts w:ascii="Times" w:eastAsia="Times" w:hAnsi="Times" w:cs="Times"/>
               </w:rPr>
             </w:pPr>
+            <w:r>
+              <w:rPr>
+                <w:rFonts w:ascii="Times" w:eastAsia="Times" w:hAnsi="Times" w:cs="Times"/>
+              </w:rPr>
+              <w:t>Replace 8</w:t>
+            </w:r>
+            <w:r>
+              <w:rPr>
+                <w:rFonts w:ascii="Times" w:eastAsia="Times" w:hAnsi="Times" w:cs="Times"/>
+                <w:vertAlign w:val="superscript"/>
+              </w:rPr>
+              <w:t>th</w:t>
+            </w:r>
+            <w:r>
+              <w:rPr>
+                <w:rFonts w:ascii="Times" w:eastAsia="Times" w:hAnsi="Times" w:cs="Times"/>
+              </w:rPr>
+              <w:t xml:space="preserve"> rest with 8</w:t>
+            </w:r>
+            <w:r>
+              <w:rPr>
+                <w:rFonts w:ascii="Times" w:eastAsia="Times" w:hAnsi="Times" w:cs="Times"/>
+                <w:vertAlign w:val="superscript"/>
+              </w:rPr>
+              <w:t>th</w:t>
+            </w:r>
+            <w:r>
+              <w:rPr>
+                <w:rFonts w:ascii="Times" w:eastAsia="Times" w:hAnsi="Times" w:cs="Times"/>
+              </w:rPr>
+              <w:t xml:space="preserve"> note also on F and add “e”</w:t>
+            </w:r>
           </w:p>
         </w:tc>
       </w:tr>
@@ -1569,6 +1735,53 @@
                 <w:rFonts w:ascii="Times" w:eastAsia="Times" w:hAnsi="Times" w:cs="Times"/>
               </w:rPr>
             </w:pPr>
+            <w:r>
+              <w:rPr>
+                <w:rFonts w:ascii="Times" w:eastAsia="Times" w:hAnsi="Times" w:cs="Times"/>
+              </w:rPr>
+              <w:t>Make last 32</w:t>
+            </w:r>
+            <w:r>
+              <w:rPr>
+                <w:rFonts w:ascii="Times" w:eastAsia="Times" w:hAnsi="Times" w:cs="Times"/>
+                <w:vertAlign w:val="superscript"/>
+              </w:rPr>
+              <w:t>nd</w:t>
+            </w:r>
+            <w:r>
+              <w:rPr>
+                <w:rFonts w:ascii="Times" w:eastAsia="Times" w:hAnsi="Times" w:cs="Times"/>
+              </w:rPr>
+              <w:t xml:space="preserve"> note on M129 into “</w:t>
+            </w:r>
+            <w:proofErr w:type="spellStart"/>
+            <w:r>
+              <w:rPr>
+                <w:rFonts w:ascii="Times" w:eastAsia="Times" w:hAnsi="Times" w:cs="Times"/>
+              </w:rPr>
+              <w:t>ao</w:t>
+            </w:r>
+            <w:proofErr w:type="spellEnd"/>
+            <w:r>
+              <w:rPr>
+                <w:rFonts w:ascii="Times" w:eastAsia="Times" w:hAnsi="Times" w:cs="Times"/>
+              </w:rPr>
+              <w:t xml:space="preserve">”, get rid of tie and add “co-” to downbeat </w:t>
+            </w:r>
+            <w:proofErr w:type="spellStart"/>
+            <w:r>
+              <w:rPr>
+                <w:rFonts w:ascii="Times" w:eastAsia="Times" w:hAnsi="Times" w:cs="Times"/>
+              </w:rPr>
+              <w:t>og</w:t>
+            </w:r>
+            <w:proofErr w:type="spellEnd"/>
+            <w:r>
+              <w:rPr>
+                <w:rFonts w:ascii="Times" w:eastAsia="Times" w:hAnsi="Times" w:cs="Times"/>
+              </w:rPr>
+              <w:t xml:space="preserve"> M130</w:t>
+            </w:r>
           </w:p>
         </w:tc>
       </w:tr>
@@ -1718,6 +1931,12 @@
                 <w:rFonts w:ascii="Times" w:eastAsia="Times" w:hAnsi="Times" w:cs="Times"/>
               </w:rPr>
             </w:pPr>
+            <w:r>
+              <w:rPr>
+                <w:rFonts w:ascii="Times" w:eastAsia="Times" w:hAnsi="Times" w:cs="Times"/>
+              </w:rPr>
+              <w:t>Minha has no accent anywhere</w:t>
+            </w:r>
           </w:p>
         </w:tc>
       </w:tr>
@@ -1787,6 +2006,74 @@
                 <w:rFonts w:ascii="Times" w:eastAsia="Times" w:hAnsi="Times" w:cs="Times"/>
               </w:rPr>
             </w:pPr>
+            <w:r>
+              <w:rPr>
+                <w:rFonts w:ascii="Times" w:eastAsia="Times" w:hAnsi="Times" w:cs="Times"/>
+              </w:rPr>
+              <w:t>“</w:t>
+            </w:r>
+            <w:proofErr w:type="gramStart"/>
+            <w:r>
+              <w:rPr>
+                <w:rFonts w:ascii="Times" w:eastAsia="Times" w:hAnsi="Times" w:cs="Times"/>
+              </w:rPr>
+              <w:t>to</w:t>
+            </w:r>
+            <w:proofErr w:type="gramEnd"/>
+            <w:r>
+              <w:rPr>
+                <w:rFonts w:ascii="Times" w:eastAsia="Times" w:hAnsi="Times" w:cs="Times"/>
+              </w:rPr>
+              <w:t xml:space="preserve"> </w:t>
+            </w:r>
+            <w:proofErr w:type="spellStart"/>
+            <w:r>
+              <w:rPr>
+                <w:rFonts w:ascii="Times" w:eastAsia="Times" w:hAnsi="Times" w:cs="Times"/>
+              </w:rPr>
+              <w:t>to</w:t>
+            </w:r>
+            <w:proofErr w:type="spellEnd"/>
+            <w:r>
+              <w:rPr>
+                <w:rFonts w:ascii="Times" w:eastAsia="Times" w:hAnsi="Times" w:cs="Times"/>
+              </w:rPr>
+              <w:t xml:space="preserve"> </w:t>
+            </w:r>
+            <w:proofErr w:type="spellStart"/>
+            <w:r>
+              <w:rPr>
+                <w:rFonts w:ascii="Times" w:eastAsia="Times" w:hAnsi="Times" w:cs="Times"/>
+              </w:rPr>
+              <w:t>to</w:t>
+            </w:r>
+            <w:proofErr w:type="spellEnd"/>
+            <w:r>
+              <w:rPr>
+                <w:rFonts w:ascii="Times" w:eastAsia="Times" w:hAnsi="Times" w:cs="Times"/>
+              </w:rPr>
+              <w:t xml:space="preserve"> </w:t>
+            </w:r>
+            <w:proofErr w:type="spellStart"/>
+            <w:r>
+              <w:rPr>
+                <w:rFonts w:ascii="Times" w:eastAsia="Times" w:hAnsi="Times" w:cs="Times"/>
+              </w:rPr>
+              <w:t>to</w:t>
+            </w:r>
+            <w:proofErr w:type="spellEnd"/>
+            <w:r>
+              <w:rPr>
+                <w:rFonts w:ascii="Times" w:eastAsia="Times" w:hAnsi="Times" w:cs="Times"/>
+              </w:rPr>
+              <w:t>”</w:t>
+            </w:r>
+            <w:r>
+              <w:rPr>
+                <w:rFonts w:ascii="Times" w:eastAsia="Times" w:hAnsi="Times" w:cs="Times"/>
+              </w:rPr>
+              <w:t xml:space="preserve"> as before</w:t>
+            </w:r>
           </w:p>
         </w:tc>
       </w:tr>
@@ -1866,6 +2153,159 @@
           <w:bCs/>
         </w:rPr>
       </w:pPr>
+    </w:p>
+    <w:p>
+      <w:pPr>
+        <w:pStyle w:val="ListParagraph"/>
+        <w:numPr>
+          <w:ilvl w:val="0"/>
+          <w:numId w:val="6"/>
+        </w:numPr>
+      </w:pPr>
+      <w:r>
+        <w:t>M165, tpt, grace note is wrong note, should be E ¼ flat; last note of quintuplet also wrong, should be Bb</w:t>
+      </w:r>
+    </w:p>
+    <w:p>
+      <w:pPr>
+        <w:rPr>
+          <w:b/>
+          <w:bCs/>
+        </w:rPr>
+      </w:pPr>
+    </w:p>
+    <w:p>
+      <w:pPr>
+        <w:pStyle w:val="ListParagraph"/>
+        <w:numPr>
+          <w:ilvl w:val="0"/>
+          <w:numId w:val="6"/>
+        </w:numPr>
+      </w:pPr>
+      <w:r>
+        <w:t xml:space="preserve">M174, </w:t>
+      </w:r>
+      <w:proofErr w:type="spellStart"/>
+      <w:r>
+        <w:t>tpt</w:t>
+      </w:r>
+      <w:proofErr w:type="spellEnd"/>
+      <w:r>
+        <w:t xml:space="preserve">, beat 2 change high E# to F </w:t>
+      </w:r>
+      <w:proofErr w:type="spellStart"/>
+      <w:r>
+        <w:t>nat</w:t>
+      </w:r>
+      <w:proofErr w:type="spellEnd"/>
+    </w:p>
+    <w:p>
+      <w:pPr>
+        <w:pStyle w:val="ListParagraph"/>
+        <w:rPr>
+          <w:b/>
+          <w:bCs/>
+        </w:rPr>
+      </w:pPr>
+    </w:p>
+    <w:p>
+      <w:pPr>
+        <w:pStyle w:val="ListParagraph"/>
+        <w:numPr>
+          <w:ilvl w:val="0"/>
+          <w:numId w:val="6"/>
+        </w:numPr>
+      </w:pPr>
+      <w:r>
+        <w:t xml:space="preserve">M175, </w:t>
+      </w:r>
+      <w:proofErr w:type="spellStart"/>
+      <w:r>
+        <w:t>tpt</w:t>
+      </w:r>
+      <w:proofErr w:type="spellEnd"/>
+      <w:r>
+        <w:t xml:space="preserve">, change last note B# to C </w:t>
+      </w:r>
+      <w:proofErr w:type="spellStart"/>
+      <w:r>
+        <w:t>nat</w:t>
+      </w:r>
+      <w:proofErr w:type="spellEnd"/>
+      <w:r>
+        <w:t xml:space="preserve">,  </w:t>
+      </w:r>
+    </w:p>
+    <w:p>
+      <w:pPr>
+        <w:pStyle w:val="ListParagraph"/>
+        <w:rPr>
+          <w:b/>
+          <w:bCs/>
+        </w:rPr>
+      </w:pPr>
+    </w:p>
+    <w:p>
+      <w:pPr>
+        <w:pStyle w:val="ListParagraph"/>
+        <w:numPr>
+          <w:ilvl w:val="0"/>
+          <w:numId w:val="6"/>
+        </w:numPr>
+      </w:pPr>
+      <w:r>
+        <w:t>M180, tutti, missing tempo…Quarter = 52</w:t>
+      </w:r>
+    </w:p>
+    <w:p>
+      <w:pPr>
+        <w:pStyle w:val="ListParagraph"/>
+        <w:rPr>
+          <w:b/>
+          <w:bCs/>
+        </w:rPr>
+      </w:pPr>
+    </w:p>
+    <w:p>
+      <w:pPr>
+        <w:pStyle w:val="ListParagraph"/>
+        <w:numPr>
+          <w:ilvl w:val="0"/>
+          <w:numId w:val="6"/>
+        </w:numPr>
+      </w:pPr>
+      <w:r>
+        <w:t>M187, tutti, missing fermata and 4”</w:t>
+      </w:r>
+    </w:p>
+    <w:p>
+      <w:pPr>
+        <w:pStyle w:val="ListParagraph"/>
+        <w:rPr>
+          <w:b/>
+          <w:bCs/>
+        </w:rPr>
+      </w:pPr>
+    </w:p>
+    <w:p>
+      <w:pPr>
+        <w:pStyle w:val="ListParagraph"/>
+        <w:numPr>
+          <w:ilvl w:val="0"/>
+          <w:numId w:val="6"/>
+        </w:numPr>
+      </w:pPr>
+      <w:r>
+        <w:t xml:space="preserve">M185, </w:t>
+      </w:r>
+      <w:proofErr w:type="spellStart"/>
+      <w:r>
+        <w:t>tbn</w:t>
+      </w:r>
+      <w:proofErr w:type="spellEnd"/>
+      <w:r>
+        <w:t>, first note should be just tied from previous bar, no accidentals</w:t>
+      </w:r>
     </w:p>
     <w:p>
       <w:pPr>
@@ -2323,6 +2763,119 @@
     </w:lvl>
   </w:abstractNum>
   <w:abstractNum w:abstractNumId="4" w15:restartNumberingAfterBreak="0">
+    <w:nsid w:val="7BFF4636"/>
+    <w:multiLevelType w:val="hybridMultilevel"/>
+    <w:tmpl w:val="9EFCBE7A"/>
+    <w:lvl w:ilvl="0" w:tplc="A6186D90">
+      <w:start w:val="3"/>
+      <w:numFmt w:val="bullet"/>
+      <w:lvlText w:val="-"/>
+      <w:lvlJc w:val="left"/>
+      <w:pPr>
+        <w:ind w:left="720" w:hanging="360"/>
+      </w:pPr>
+      <w:rPr>
+        <w:rFonts w:ascii="Aptos" w:eastAsiaTheme="minorHAnsi" w:hAnsi="Aptos" w:cstheme="minorBidi" w:hint="default"/>
+      </w:rPr>
+    </w:lvl>
+    <w:lvl w:ilvl="1" w:tplc="04090003" w:tentative="1">
+      <w:start w:val="1"/>
+      <w:numFmt w:val="bullet"/>
+      <w:lvlText w:val="o"/>
+      <w:lvlJc w:val="left"/>
+      <w:pPr>
+        <w:ind w:left="1440" w:hanging="360"/>
+      </w:pPr>
+      <w:rPr>
+        <w:rFonts w:ascii="Courier New" w:hAnsi="Courier New" w:cs="Courier New" w:hint="default"/>
+      </w:rPr>
+    </w:lvl>
+    <w:lvl w:ilvl="2" w:tplc="04090005" w:tentative="1">
+      <w:start w:val="1"/>
+      <w:numFmt w:val="bullet"/>
+      <w:lvlText w:val=""/>
+      <w:lvlJc w:val="left"/>
+      <w:pPr>
+        <w:ind w:left="2160" w:hanging="360"/>
+      </w:pPr>
+      <w:rPr>
+        <w:rFonts w:ascii="Wingdings" w:hAnsi="Wingdings" w:hint="default"/>
+      </w:rPr>
+    </w:lvl>
+    <w:lvl w:ilvl="3" w:tplc="04090001" w:tentative="1">
+      <w:start w:val="1"/>
+      <w:numFmt w:val="bullet"/>
+      <w:lvlText w:val=""/>
+      <w:lvlJc w:val="left"/>
+      <w:pPr>
+        <w:ind w:left="2880" w:hanging="360"/>
+      </w:pPr>
+      <w:rPr>
+        <w:rFonts w:ascii="Symbol" w:hAnsi="Symbol" w:hint="default"/>
+      </w:rPr>
+    </w:lvl>
+    <w:lvl w:ilvl="4" w:tplc="04090003" w:tentative="1">
+      <w:start w:val="1"/>
+      <w:numFmt w:val="bullet"/>
+      <w:lvlText w:val="o"/>
+      <w:lvlJc w:val="left"/>
+      <w:pPr>
+        <w:ind w:left="3600" w:hanging="360"/>
+      </w:pPr>
+      <w:rPr>
+        <w:rFonts w:ascii="Courier New" w:hAnsi="Courier New" w:cs="Courier New" w:hint="default"/>
+      </w:rPr>
+    </w:lvl>
+    <w:lvl w:ilvl="5" w:tplc="04090005" w:tentative="1">
+      <w:start w:val="1"/>
+      <w:numFmt w:val="bullet"/>
+      <w:lvlText w:val=""/>
+      <w:lvlJc w:val="left"/>
+      <w:pPr>
+        <w:ind w:left="4320" w:hanging="360"/>
+      </w:pPr>
+      <w:rPr>
+        <w:rFonts w:ascii="Wingdings" w:hAnsi="Wingdings" w:hint="default"/>
+      </w:rPr>
+    </w:lvl>
+    <w:lvl w:ilvl="6" w:tplc="04090001" w:tentative="1">
+      <w:start w:val="1"/>
+      <w:numFmt w:val="bullet"/>
+      <w:lvlText w:val=""/>
+      <w:lvlJc w:val="left"/>
+      <w:pPr>
+        <w:ind w:left="5040" w:hanging="360"/>
+      </w:pPr>
+      <w:rPr>
+        <w:rFonts w:ascii="Symbol" w:hAnsi="Symbol" w:hint="default"/>
+      </w:rPr>
+    </w:lvl>
+    <w:lvl w:ilvl="7" w:tplc="04090003" w:tentative="1">
+      <w:start w:val="1"/>
+      <w:numFmt w:val="bullet"/>
+      <w:lvlText w:val="o"/>
+      <w:lvlJc w:val="left"/>
+      <w:pPr>
+        <w:ind w:left="5760" w:hanging="360"/>
+      </w:pPr>
+      <w:rPr>
+        <w:rFonts w:ascii="Courier New" w:hAnsi="Courier New" w:cs="Courier New" w:hint="default"/>
+      </w:rPr>
+    </w:lvl>
+    <w:lvl w:ilvl="8" w:tplc="04090005" w:tentative="1">
+      <w:start w:val="1"/>
+      <w:numFmt w:val="bullet"/>
+      <w:lvlText w:val=""/>
+      <w:lvlJc w:val="left"/>
+      <w:pPr>
+        <w:ind w:left="6480" w:hanging="360"/>
+      </w:pPr>
+      <w:rPr>
+        <w:rFonts w:ascii="Wingdings" w:hAnsi="Wingdings" w:hint="default"/>
+      </w:rPr>
+    </w:lvl>
+  </w:abstractNum>
+  <w:abstractNum w:abstractNumId="5" w15:restartNumberingAfterBreak="0">
     <w:nsid w:val="7FF40CF5"/>
     <w:multiLevelType w:val="hybridMultilevel"/>
     <w:tmpl w:val="60ECB7C8"/>
@@ -2420,13 +2973,16 @@
     <w:abstractNumId w:val="0"/>
   </w:num>
   <w:num w:numId="3" w16cid:durableId="1070931303">
-    <w:abstractNumId w:val="4"/>
+    <w:abstractNumId w:val="5"/>
   </w:num>
   <w:num w:numId="4" w16cid:durableId="1858420008">
     <w:abstractNumId w:val="3"/>
   </w:num>
   <w:num w:numId="5" w16cid:durableId="1465586887">
     <w:abstractNumId w:val="1"/>
+  </w:num>
+  <w:num w:numId="6" w16cid:durableId="1832061403">
+    <w:abstractNumId w:val="4"/>
   </w:num>
 </w:numbering>
 </file>
@@ -3028,6 +3584,7 @@
   <w:style w:type="character" w:default="1" w:styleId="DefaultParagraphFont">
     <w:name w:val="Default Paragraph Font"/>
     <w:uiPriority w:val="1"/>
+    <w:semiHidden/>
     <w:unhideWhenUsed/>
   </w:style>
   <w:style w:type="table" w:default="1" w:styleId="TableNormal">
